--- a/courts/ninth-circuit/nevada/state/supreme-court/petition-for-review/usage/OUTPUT-petition-for-review.docx
+++ b/courts/ninth-circuit/nevada/state/supreme-court/petition-for-review/usage/OUTPUT-petition-for-review.docx
@@ -2268,7 +2268,7 @@
         <w:noBreakHyphen/>
       </w:r>
       <w:r>
-        <w:t xml:space="preserve">40. Coincidentally, Officer Liske’s partner was investigating [the Bowen] wallet theft from July 23, 2020. VI App. 1144. According to Officer Liske, the surveillance footage depicted an individual wearing the same clothes during both the July 23, 2020 and August 1, 2020 GameStop / Walgreens transactions. VI App. 1146.</w:t>
+        <w:t xml:space="preserve">40. Coincidentally, Officer Liske’s partner was investigating [the Bowen] wallet theft from July 23, 2020. VI App. 1144. According to Officer Liske, the surveillance footage depicted an individual wearing the same clothes during both the July 23, 2020 and August 1, 2020 GameStop ⁠/ Walgreens transactions. VI App. 1146.</w:t>
       </w:r>
     </w:p>
     <w:p>
@@ -3604,7 +3604,7 @@
         <w:pStyle w:val="BodyText"/>
       </w:pPr>
       <w:r>
-        <w:t xml:space="preserve">As noted in appellate counsel Jason Margolis’ oral argument and as most practicing attorneys must be aware it is an extraordinary action to be moved to the point of wanting prior to conviction to give the complainants thousands of dollars: $12,000-$14,000. 83243-COA, Young (Andrew vs. State Oral Argument 3.30.23 - 4 minutes in of 35:14 recording found at https://nvcourts.gov/​supreme/​arguments/​court_of_appeals_prior_oral_argument_recordings. He also argues how it is unlikely that he could be motivated to make such a magnanimous gesture without also harboring prejudice against the defendant and wanting him punished. And he argues that there was never an assertion that they didn’t lose money.</w:t>
+        <w:t xml:space="preserve">As noted in appellate counsel Jason Margolis’ oral argument and as most practicing attorneys must be aware it is an extraordinary action to be moved to the point of wanting prior to conviction to give the complainants thousands of dollars: $12,000-$14,000. 83243-COA, Young (Andrew vs. State Oral Argument 3.30.23 - 4 minutes in of 35:14 recording found at https://​nvcourts.​gov/​​supreme/​​arguments/​​court_of_appeals_prior_oral_argument_recordings. He also argues how it is unlikely that he could be motivated to make such a magnanimous gesture without also harboring prejudice against the defendant and wanting him punished. And he argues that there was never an assertion that they didn’t lose money.</w:t>
       </w:r>
     </w:p>
     <w:p>
@@ -5631,6 +5631,7 @@
     <w:unhideWhenUsed/>
     <w:qFormat/>
     <w:pPr>
+      <w:keepLines/>
       <w:spacing w:before="0" w:after="140" w:line="322" w:lineRule="exact"/>
     </w:pPr>
     <w:rPr>
@@ -5881,6 +5882,33 @@
     <w:pPr>
       <w:spacing w:before="0" w:after="0" w:line="322" w:lineRule="exact"/>
       <w:ind w:left="2160" w:hanging="720"/>
+    </w:pPr>
+  </w:style>
+  <w:style w:type="paragraph" w:customStyle="1" w:styleId="XdQuoteList1">
+    <w:name w:val="Xd Quote List 1"/>
+    <w:basedOn w:val="Normal"/>
+    <w:qFormat/>
+    <w:pPr>
+      <w:spacing w:before="0" w:after="0" w:line="322" w:lineRule="exact"/>
+      <w:ind w:left="1440" w:right="720" w:hanging="720"/>
+    </w:pPr>
+  </w:style>
+  <w:style w:type="paragraph" w:customStyle="1" w:styleId="XdQuoteList2">
+    <w:name w:val="Xd Quote List 2"/>
+    <w:basedOn w:val="Normal"/>
+    <w:qFormat/>
+    <w:pPr>
+      <w:spacing w:before="0" w:after="0" w:line="322" w:lineRule="exact"/>
+      <w:ind w:left="2160" w:right="720" w:hanging="720"/>
+    </w:pPr>
+  </w:style>
+  <w:style w:type="paragraph" w:customStyle="1" w:styleId="XdQuoteList3">
+    <w:name w:val="Xd Quote List 3"/>
+    <w:basedOn w:val="Normal"/>
+    <w:qFormat/>
+    <w:pPr>
+      <w:spacing w:before="0" w:after="0" w:line="322" w:lineRule="exact"/>
+      <w:ind w:left="2880" w:right="720" w:hanging="720"/>
     </w:pPr>
   </w:style>
   <w:style w:type="paragraph" w:customStyle="1" w:styleId="XdQuote">
